--- a/valencia/UD06/Guia d'estudi UD06.docx
+++ b/valencia/UD06/Guia d'estudi UD06.docx
@@ -21,6 +21,7 @@
         <w:rPr>
           <w:rFonts w:ascii="Proxima Nova" w:cs="Proxima Nova" w:eastAsia="Proxima Nova" w:hAnsi="Proxima Nova"/>
           <w:b w:val="0"/>
+          <w:bCs w:val="0"/>
           <w:color w:val="669966"/>
           <w:sz w:val="48"/>
           <w:szCs w:val="48"/>
@@ -366,6 +367,7 @@
         <w:rPr>
           <w:rFonts w:ascii="Verdana" w:cs="Verdana" w:eastAsia="Verdana" w:hAnsi="Verdana"/>
           <w:b w:val="1"/>
+          <w:bCs w:val="1"/>
           <w:sz w:val="20"/>
           <w:szCs w:val="20"/>
         </w:rPr>
@@ -386,6 +388,7 @@
         <w:rPr>
           <w:rFonts w:ascii="Verdana" w:cs="Verdana" w:eastAsia="Verdana" w:hAnsi="Verdana"/>
           <w:b w:val="1"/>
+          <w:bCs w:val="1"/>
           <w:sz w:val="20"/>
           <w:szCs w:val="20"/>
           <w:rtl w:val="0"/>
@@ -525,6 +528,7 @@
         <w:ind w:left="0" w:right="57" w:firstLine="0"/>
         <w:rPr>
           <w:b w:val="1"/>
+          <w:bCs w:val="1"/>
         </w:rPr>
       </w:pPr>
       <w:r>
@@ -538,6 +542,7 @@
       <w:r>
         <w:rPr>
           <w:b w:val="1"/>
+          <w:bCs w:val="1"/>
           <w:rtl w:val="0"/>
         </w:rPr>
         <w:t xml:space="preserve">Important</w:t>
@@ -568,6 +573,7 @@
         <w:ind w:left="0" w:right="57" w:firstLine="0"/>
         <w:rPr>
           <w:b w:val="1"/>
+          <w:bCs w:val="1"/>
         </w:rPr>
       </w:pPr>
       <w:r>
@@ -591,6 +597,7 @@
       <w:r>
         <w:rPr>
           <w:b w:val="1"/>
+          <w:bCs w:val="1"/>
           <w:rtl w:val="0"/>
         </w:rPr>
         <w:t xml:space="preserve">A</w:t>
@@ -598,6 +605,7 @@
       <w:r>
         <w:rPr>
           <w:b w:val="1"/>
+          <w:bCs w:val="1"/>
           <w:rtl w:val="0"/>
         </w:rPr>
         <w:t xml:space="preserve">tenció</w:t>
@@ -645,6 +653,7 @@
       <w:r>
         <w:rPr>
           <w:b w:val="1"/>
+          <w:bCs w:val="1"/>
           <w:rtl w:val="0"/>
         </w:rPr>
         <w:t xml:space="preserve">Interessant</w:t>
@@ -663,6 +672,7 @@
         <w:rPr>
           <w:rFonts w:ascii="Arial" w:cs="Arial" w:eastAsia="Arial" w:hAnsi="Arial"/>
           <w:b w:val="1"/>
+          <w:bCs w:val="1"/>
           <w:smallCaps w:val="1"/>
           <w:sz w:val="32"/>
           <w:szCs w:val="32"/>
@@ -672,6 +682,7 @@
         <w:rPr>
           <w:rFonts w:ascii="Arial" w:cs="Arial" w:eastAsia="Arial" w:hAnsi="Arial"/>
           <w:b w:val="1"/>
+          <w:bCs w:val="1"/>
           <w:smallCaps w:val="1"/>
           <w:sz w:val="32"/>
           <w:szCs w:val="32"/>
@@ -682,6 +693,7 @@
     </w:p>
     <w:sdt>
       <w:sdtPr>
+        <w:id w:val="2074913544"/>
         <w:docPartObj>
           <w:docPartGallery w:val="Table of Contents"/>
           <w:docPartUnique w:val="1"/>
@@ -698,7 +710,9 @@
             <w:rPr>
               <w:rFonts w:ascii="Arial" w:cs="Arial" w:eastAsia="Arial" w:hAnsi="Arial"/>
               <w:b w:val="1"/>
+              <w:bCs w:val="1"/>
               <w:i w:val="0"/>
+              <w:iCs w:val="0"/>
               <w:smallCaps w:val="0"/>
               <w:strike w:val="0"/>
               <w:color w:val="000000"/>
@@ -719,7 +733,9 @@
               <w:rPr>
                 <w:rFonts w:ascii="Verdana" w:cs="Verdana" w:eastAsia="Verdana" w:hAnsi="Verdana"/>
                 <w:b w:val="1"/>
+                <w:bCs w:val="1"/>
                 <w:i w:val="0"/>
+                <w:iCs w:val="0"/>
                 <w:smallCaps w:val="0"/>
                 <w:strike w:val="0"/>
                 <w:color w:val="000000"/>
@@ -751,7 +767,9 @@
             <w:rPr>
               <w:rFonts w:ascii="Arial" w:cs="Arial" w:eastAsia="Arial" w:hAnsi="Arial"/>
               <w:b w:val="1"/>
+              <w:bCs w:val="1"/>
               <w:i w:val="0"/>
+              <w:iCs w:val="0"/>
               <w:smallCaps w:val="0"/>
               <w:strike w:val="0"/>
               <w:color w:val="000000"/>
@@ -767,7 +785,9 @@
               <w:rPr>
                 <w:rFonts w:ascii="Verdana" w:cs="Verdana" w:eastAsia="Verdana" w:hAnsi="Verdana"/>
                 <w:b w:val="1"/>
+                <w:bCs w:val="1"/>
                 <w:i w:val="0"/>
+                <w:iCs w:val="0"/>
                 <w:smallCaps w:val="0"/>
                 <w:strike w:val="0"/>
                 <w:color w:val="000000"/>
@@ -799,7 +819,9 @@
             <w:rPr>
               <w:rFonts w:ascii="Arial" w:cs="Arial" w:eastAsia="Arial" w:hAnsi="Arial"/>
               <w:b w:val="1"/>
+              <w:bCs w:val="1"/>
               <w:i w:val="0"/>
+              <w:iCs w:val="0"/>
               <w:smallCaps w:val="0"/>
               <w:strike w:val="0"/>
               <w:color w:val="000000"/>
@@ -815,7 +837,9 @@
               <w:rPr>
                 <w:rFonts w:ascii="Verdana" w:cs="Verdana" w:eastAsia="Verdana" w:hAnsi="Verdana"/>
                 <w:b w:val="1"/>
+                <w:bCs w:val="1"/>
                 <w:i w:val="0"/>
+                <w:iCs w:val="0"/>
                 <w:smallCaps w:val="0"/>
                 <w:strike w:val="0"/>
                 <w:color w:val="000000"/>
@@ -847,7 +871,9 @@
             <w:rPr>
               <w:rFonts w:ascii="Arial" w:cs="Arial" w:eastAsia="Arial" w:hAnsi="Arial"/>
               <w:b w:val="1"/>
+              <w:bCs w:val="1"/>
               <w:i w:val="0"/>
+              <w:iCs w:val="0"/>
               <w:smallCaps w:val="0"/>
               <w:strike w:val="0"/>
               <w:color w:val="000000"/>
@@ -863,7 +889,9 @@
               <w:rPr>
                 <w:rFonts w:ascii="Verdana" w:cs="Verdana" w:eastAsia="Verdana" w:hAnsi="Verdana"/>
                 <w:b w:val="1"/>
+                <w:bCs w:val="1"/>
                 <w:i w:val="0"/>
+                <w:iCs w:val="0"/>
                 <w:smallCaps w:val="0"/>
                 <w:strike w:val="0"/>
                 <w:color w:val="000000"/>
@@ -895,7 +923,9 @@
             <w:rPr>
               <w:rFonts w:ascii="Arial" w:cs="Arial" w:eastAsia="Arial" w:hAnsi="Arial"/>
               <w:b w:val="1"/>
+              <w:bCs w:val="1"/>
               <w:i w:val="0"/>
+              <w:iCs w:val="0"/>
               <w:smallCaps w:val="0"/>
               <w:strike w:val="0"/>
               <w:color w:val="000000"/>
@@ -911,7 +941,9 @@
               <w:rPr>
                 <w:rFonts w:ascii="Verdana" w:cs="Verdana" w:eastAsia="Verdana" w:hAnsi="Verdana"/>
                 <w:b w:val="1"/>
+                <w:bCs w:val="1"/>
                 <w:i w:val="0"/>
+                <w:iCs w:val="0"/>
                 <w:smallCaps w:val="0"/>
                 <w:strike w:val="0"/>
                 <w:color w:val="000000"/>
@@ -943,7 +975,9 @@
             <w:rPr>
               <w:rFonts w:ascii="Arial" w:cs="Arial" w:eastAsia="Arial" w:hAnsi="Arial"/>
               <w:b w:val="1"/>
+              <w:bCs w:val="1"/>
               <w:i w:val="0"/>
+              <w:iCs w:val="0"/>
               <w:smallCaps w:val="0"/>
               <w:strike w:val="0"/>
               <w:color w:val="000000"/>
@@ -959,7 +993,9 @@
               <w:rPr>
                 <w:rFonts w:ascii="Verdana" w:cs="Verdana" w:eastAsia="Verdana" w:hAnsi="Verdana"/>
                 <w:b w:val="1"/>
+                <w:bCs w:val="1"/>
                 <w:i w:val="0"/>
+                <w:iCs w:val="0"/>
                 <w:smallCaps w:val="0"/>
                 <w:strike w:val="0"/>
                 <w:color w:val="000000"/>
@@ -991,7 +1027,9 @@
             <w:rPr>
               <w:rFonts w:ascii="Arial" w:cs="Arial" w:eastAsia="Arial" w:hAnsi="Arial"/>
               <w:b w:val="1"/>
+              <w:bCs w:val="1"/>
               <w:i w:val="0"/>
+              <w:iCs w:val="0"/>
               <w:smallCaps w:val="0"/>
               <w:strike w:val="0"/>
               <w:color w:val="000000"/>
@@ -1007,7 +1045,9 @@
               <w:rPr>
                 <w:rFonts w:ascii="Verdana" w:cs="Verdana" w:eastAsia="Verdana" w:hAnsi="Verdana"/>
                 <w:b w:val="1"/>
+                <w:bCs w:val="1"/>
                 <w:i w:val="0"/>
+                <w:iCs w:val="0"/>
                 <w:smallCaps w:val="0"/>
                 <w:strike w:val="0"/>
                 <w:color w:val="000000"/>
@@ -1042,6 +1082,7 @@
         <w:rPr>
           <w:rFonts w:ascii="Arial" w:cs="Arial" w:eastAsia="Arial" w:hAnsi="Arial"/>
           <w:b w:val="1"/>
+          <w:bCs w:val="1"/>
           <w:smallCaps w:val="1"/>
           <w:sz w:val="32"/>
           <w:szCs w:val="32"/>
@@ -1361,7 +1402,7 @@
         <w:rPr>
           <w:rtl w:val="0"/>
         </w:rPr>
-        <w:t xml:space="preserve">Des del 25/11/2024 fins a 08/12/2024. La duració d’aquesta unitat és dues setmanes (10 hores).</w:t>
+        <w:t xml:space="preserve">Des del 17/11/2025 fins a 30/11/2025. La duració d’aquesta unitat és dues setmanes (10 hores).</w:t>
       </w:r>
     </w:p>
     <w:p>
@@ -1393,7 +1434,7 @@
         <w:pageBreakBefore w:val="0"/>
         <w:numPr>
           <w:ilvl w:val="0"/>
-          <w:numId w:val="1"/>
+          <w:numId w:val="2"/>
         </w:numPr>
         <w:spacing w:after="0" w:afterAutospacing="0"/>
         <w:ind w:left="720" w:hanging="360"/>
@@ -1413,7 +1454,7 @@
         <w:pageBreakBefore w:val="0"/>
         <w:numPr>
           <w:ilvl w:val="0"/>
-          <w:numId w:val="1"/>
+          <w:numId w:val="2"/>
         </w:numPr>
         <w:spacing w:after="0" w:afterAutospacing="0" w:before="0" w:beforeAutospacing="0"/>
         <w:ind w:left="720" w:hanging="360"/>
@@ -1433,7 +1474,7 @@
         <w:pageBreakBefore w:val="0"/>
         <w:numPr>
           <w:ilvl w:val="0"/>
-          <w:numId w:val="1"/>
+          <w:numId w:val="2"/>
         </w:numPr>
         <w:spacing w:after="0" w:afterAutospacing="0" w:before="0" w:beforeAutospacing="0"/>
         <w:ind w:left="720" w:hanging="360"/>
@@ -1453,7 +1494,7 @@
         <w:pageBreakBefore w:val="0"/>
         <w:numPr>
           <w:ilvl w:val="0"/>
-          <w:numId w:val="1"/>
+          <w:numId w:val="2"/>
         </w:numPr>
         <w:spacing w:after="0" w:afterAutospacing="0" w:before="0" w:beforeAutospacing="0"/>
         <w:ind w:left="720" w:hanging="360"/>
@@ -1473,7 +1514,7 @@
         <w:pageBreakBefore w:val="0"/>
         <w:numPr>
           <w:ilvl w:val="0"/>
-          <w:numId w:val="1"/>
+          <w:numId w:val="2"/>
         </w:numPr>
         <w:spacing w:after="0" w:afterAutospacing="0" w:before="0" w:beforeAutospacing="0"/>
         <w:ind w:left="720" w:hanging="360"/>
@@ -1493,7 +1534,7 @@
         <w:pageBreakBefore w:val="0"/>
         <w:numPr>
           <w:ilvl w:val="0"/>
-          <w:numId w:val="1"/>
+          <w:numId w:val="2"/>
         </w:numPr>
         <w:spacing w:before="0" w:beforeAutospacing="0"/>
         <w:ind w:left="720" w:hanging="360"/>
@@ -1536,7 +1577,7 @@
       <w:pPr>
         <w:numPr>
           <w:ilvl w:val="0"/>
-          <w:numId w:val="2"/>
+          <w:numId w:val="1"/>
         </w:numPr>
         <w:spacing w:after="0" w:afterAutospacing="0"/>
         <w:ind w:left="720" w:hanging="360"/>
@@ -1552,7 +1593,7 @@
       <w:pPr>
         <w:numPr>
           <w:ilvl w:val="0"/>
-          <w:numId w:val="2"/>
+          <w:numId w:val="1"/>
         </w:numPr>
         <w:spacing w:before="0" w:beforeAutospacing="0"/>
         <w:ind w:left="720" w:hanging="360"/>
@@ -2310,11 +2351,19 @@
       </w:pPr>
     </w:pPrDefault>
   </w:docDefaults>
+  <w:style w:type="table" w:styleId="TableNormal" w:default="1">
+    <w:name w:val="TableNormal"/>
+    <w:tblPr>
+      <w:tblCellMar>
+        <w:top w:w="100.0" w:type="dxa"/>
+        <w:left w:w="100.0" w:type="dxa"/>
+        <w:bottom w:w="100.0" w:type="dxa"/>
+        <w:right w:w="100.0" w:type="dxa"/>
+      </w:tblCellMar>
+    </w:tblPr>
+  </w:style>
   <w:style w:type="paragraph" w:styleId="Normal" w:default="1">
     <w:name w:val="normal"/>
-  </w:style>
-  <w:style w:type="table" w:styleId="TableNormal" w:default="1">
-    <w:name w:val="Table Normal"/>
   </w:style>
   <w:style w:type="paragraph" w:styleId="Heading1">
     <w:name w:val="heading 1"/>
@@ -2362,6 +2411,7 @@
     <w:rPr>
       <w:rFonts w:ascii="Arial" w:cs="Arial" w:eastAsia="Arial" w:hAnsi="Arial"/>
       <w:b w:val="0"/>
+      <w:bCs w:val="0"/>
       <w:smallCaps w:val="0"/>
       <w:color w:val="669966"/>
       <w:sz w:val="22"/>
@@ -2382,7 +2432,9 @@
     <w:rPr>
       <w:rFonts w:ascii="Arial" w:cs="Arial" w:eastAsia="Arial" w:hAnsi="Arial"/>
       <w:b w:val="1"/>
+      <w:bCs w:val="1"/>
       <w:i w:val="1"/>
+      <w:iCs w:val="1"/>
       <w:smallCaps w:val="0"/>
       <w:sz w:val="21"/>
       <w:szCs w:val="21"/>
@@ -2403,6 +2455,7 @@
     <w:rPr>
       <w:rFonts w:ascii="Arial" w:cs="Arial" w:eastAsia="Arial" w:hAnsi="Arial"/>
       <w:b w:val="1"/>
+      <w:bCs w:val="1"/>
       <w:smallCaps w:val="1"/>
       <w:sz w:val="24"/>
       <w:szCs w:val="24"/>
@@ -2420,6 +2473,7 @@
     </w:pPr>
     <w:rPr>
       <w:b w:val="1"/>
+      <w:bCs w:val="1"/>
       <w:sz w:val="20"/>
       <w:szCs w:val="20"/>
     </w:rPr>
@@ -2436,6 +2490,7 @@
     </w:pPr>
     <w:rPr>
       <w:b w:val="1"/>
+      <w:bCs w:val="1"/>
       <w:sz w:val="72"/>
       <w:szCs w:val="72"/>
     </w:rPr>
@@ -2453,6 +2508,7 @@
     <w:rPr>
       <w:rFonts w:ascii="Georgia" w:cs="Georgia" w:eastAsia="Georgia" w:hAnsi="Georgia"/>
       <w:i w:val="1"/>
+      <w:iCs w:val="1"/>
       <w:color w:val="666666"/>
       <w:sz w:val="48"/>
       <w:szCs w:val="48"/>

--- a/valencia/UD06/Guia d'estudi UD06.docx
+++ b/valencia/UD06/Guia d'estudi UD06.docx
@@ -81,12 +81,12 @@
             <wp:extent cx="6120000" cy="723900"/>
             <wp:effectExtent b="0" l="0" r="0" t="0"/>
             <wp:wrapSquare wrapText="bothSides" distB="114300" distT="114300" distL="114300" distR="114300"/>
-            <wp:docPr id="1" name="image1.png"/>
+            <wp:docPr id="1" name="image3.png"/>
             <a:graphic>
               <a:graphicData uri="http://schemas.openxmlformats.org/drawingml/2006/picture">
                 <pic:pic>
                   <pic:nvPicPr>
-                    <pic:cNvPr id="0" name="image1.png"/>
+                    <pic:cNvPr id="0" name="image3.png"/>
                     <pic:cNvPicPr preferRelativeResize="0"/>
                   </pic:nvPicPr>
                   <pic:blipFill>
@@ -336,7 +336,7 @@
           <w:szCs w:val="32"/>
           <w:rtl w:val="0"/>
         </w:rPr>
-        <w:t xml:space="preserve">Actualitzat Novembre 2024</w:t>
+        <w:t xml:space="preserve">Actualitzat Novembre 2025</w:t>
       </w:r>
     </w:p>
     <w:p>
@@ -693,7 +693,7 @@
     </w:p>
     <w:sdt>
       <w:sdtPr>
-        <w:id w:val="2074913544"/>
+        <w:id w:val="380128114"/>
         <w:docPartObj>
           <w:docPartGallery w:val="Table of Contents"/>
           <w:docPartUnique w:val="1"/>
